--- a/curiosidades/garu.docx
+++ b/curiosidades/garu.docx
@@ -14,7 +14,14 @@
           <w:b/>
           <w:bCs/>
         </w:rPr>
-        <w:t>CURIOSIADES SOBRE O GARU</w:t>
+        <w:t xml:space="preserve">CURIOSIDADES </w:t>
+      </w:r>
+      <w:r>
+        <w:rPr>
+          <w:b/>
+          <w:bCs/>
+        </w:rPr>
+        <w:t>SOBRE O GARU</w:t>
       </w:r>
     </w:p>
     <w:p>
@@ -24,11 +31,130 @@
           <w:ilvl w:val="0"/>
           <w:numId w:val="1"/>
         </w:numPr>
-        <w:rPr>
-          <w:b/>
-          <w:bCs/>
-        </w:rPr>
       </w:pPr>
+      <w:r>
+        <w:t>Ele</w:t>
+      </w:r>
+      <w:r>
+        <w:t xml:space="preserve"> fez um voto de silêncio para restaurar a honra de sua família e se tornar o melhor ninja da</w:t>
+      </w:r>
+      <w:r>
+        <w:t xml:space="preserve"> vila e p</w:t>
+      </w:r>
+      <w:r>
+        <w:t>or isso</w:t>
+      </w:r>
+      <w:r>
+        <w:t xml:space="preserve"> que </w:t>
+      </w:r>
+      <w:r>
+        <w:t xml:space="preserve">ele </w:t>
+      </w:r>
+      <w:r>
+        <w:t xml:space="preserve">não </w:t>
+      </w:r>
+      <w:r>
+        <w:t>fala</w:t>
+      </w:r>
+      <w:r>
+        <w:t xml:space="preserve">, </w:t>
+      </w:r>
+      <w:r>
+        <w:t>se comunica</w:t>
+      </w:r>
+      <w:r>
+        <w:t>ndo</w:t>
+      </w:r>
+      <w:r>
+        <w:t xml:space="preserve"> apenas por expressões, gestos e </w:t>
+      </w:r>
+      <w:r>
+        <w:t>sons.</w:t>
+      </w:r>
+    </w:p>
+    <w:p>
+      <w:pPr>
+        <w:pStyle w:val="PargrafodaLista"/>
+        <w:numPr>
+          <w:ilvl w:val="0"/>
+          <w:numId w:val="1"/>
+        </w:numPr>
+      </w:pPr>
+      <w:r>
+        <w:t xml:space="preserve">Apesar de fugir constantemente da Pucca, </w:t>
+      </w:r>
+      <w:r>
+        <w:t xml:space="preserve">o Garou </w:t>
+      </w:r>
+      <w:r>
+        <w:t>demonstra que se importa com ela em diversas ocasiões</w:t>
+      </w:r>
+      <w:r>
+        <w:t>, já que</w:t>
+      </w:r>
+      <w:r>
+        <w:t xml:space="preserve"> </w:t>
+      </w:r>
+      <w:r>
+        <w:t>e</w:t>
+      </w:r>
+      <w:r>
+        <w:t xml:space="preserve">m vários episódios ele a salva de perigos, protege sua vida e, às vezes, aceita seus beijos sem tentar escapar, sugerindo que seus sentimentos são mais complexos do que </w:t>
+      </w:r>
+      <w:r>
+        <w:t>parecem</w:t>
+      </w:r>
+    </w:p>
+    <w:p>
+      <w:pPr>
+        <w:pStyle w:val="PargrafodaLista"/>
+        <w:numPr>
+          <w:ilvl w:val="0"/>
+          <w:numId w:val="1"/>
+        </w:numPr>
+      </w:pPr>
+      <w:r>
+        <w:t xml:space="preserve">As marias-chiquinhas dele </w:t>
+      </w:r>
+      <w:r>
+        <w:t xml:space="preserve">são tipo um radar ninja que permite que ele perceba </w:t>
+      </w:r>
+      <w:r>
+        <w:t>a quão próxima</w:t>
+      </w:r>
+      <w:r>
+        <w:t xml:space="preserve"> a Pucca está </w:t>
+      </w:r>
+      <w:r>
+        <w:t>se aproximando.</w:t>
+      </w:r>
+    </w:p>
+    <w:p>
+      <w:pPr>
+        <w:pStyle w:val="PargrafodaLista"/>
+        <w:numPr>
+          <w:ilvl w:val="0"/>
+          <w:numId w:val="1"/>
+        </w:numPr>
+      </w:pPr>
+      <w:r>
+        <w:t>Garu vive sozinho em uma casa repleta de armadilhas ninja</w:t>
+      </w:r>
+    </w:p>
+    <w:p>
+      <w:pPr>
+        <w:pStyle w:val="PargrafodaLista"/>
+        <w:numPr>
+          <w:ilvl w:val="0"/>
+          <w:numId w:val="1"/>
+        </w:numPr>
+      </w:pPr>
+      <w:r>
+        <w:t xml:space="preserve">Grande parte de sua personalidade é transmitida por olhares, postura corporal e pequenas reações faciais, tornando-o um </w:t>
+      </w:r>
+      <w:r>
+        <w:t>personagem carismático ao público.</w:t>
+      </w:r>
     </w:p>
     <w:sectPr>
       <w:pgSz w:w="11906" w:h="16838" w:code="9"/>
@@ -770,7 +896,6 @@
   <w:style w:type="character" w:default="1" w:styleId="Fontepargpadro">
     <w:name w:val="Default Paragraph Font"/>
     <w:uiPriority w:val="1"/>
-    <w:semiHidden/>
     <w:unhideWhenUsed/>
   </w:style>
   <w:style w:type="table" w:default="1" w:styleId="Tabelanormal">
